--- a/business_es/part4/ep52_Pepe_dice_basta.docx
+++ b/business_es/part4/ep52_Pepe_dice_basta.docx
@@ -976,7 +976,7 @@
           <w:sz w:val="22"/>
         </w:rPr>
         <w:tab/>
-        <w:t>El horno uno. El uno lleva quince años parado y tú lo quieres listo en marzo.</w:t>
+        <w:t>El horno uno. El uno lleva quince años a medio gas, con media línea parada, y tú lo quieres listo en marzo.</w:t>
       </w:r>
     </w:p>
     <w:p>
@@ -2563,7 +2563,7 @@
           <w:color w:val="666666"/>
           <w:sz w:val="19"/>
         </w:rPr>
-        <w:t>La nave del horno uno lleva años medio a oscuras. Polvo sobre los rodillos, un calendario de 2011 todavía en la pared. Lucas entra con una linterna. Pepe ya está dentro, sentado en una caja de herramientas.</w:t>
+        <w:t>La nave del horno uno, el más viejo de la fábrica. Solo funciona la primera mitad de la línea, con baldosa pequeña para el mercado nacional; la otra mitad lleva años a oscuras. Polvo sobre los rodillos, un calendario de 2011 todavía en la pared. Lucas entra con una linterna. Pepe ya está dentro, sentado en una caja de herramientas.</w:t>
       </w:r>
     </w:p>
     <w:p>
@@ -3737,7 +3737,7 @@
           <w:sz w:val="22"/>
         </w:rPr>
         <w:tab/>
-        <w:t>Es que el que pedías no era bueno. (apaga la luz de la nave) Venga, que el uno lleva quince años esperando. Puede esperar hasta mañana.</w:t>
+        <w:t>Es que el que pedías no era bueno. (apaga la luz de la nave) Venga, que la otra mitad del uno lleva quince años esperando. Puede esperar hasta mañana.</w:t>
       </w:r>
     </w:p>
     <w:p>
@@ -7871,7 +7871,7 @@
           <w:sz w:val="21"/>
         </w:rPr>
         <w:tab/>
-        <w:t>1호기라. 15년 동안 서 있던 1호기를 3월까지 준비시키겠다고.</w:t>
+        <w:t>1호기라. 15년째 라인 절반을 세워 둔 채 반쪽으로 돌던 1호기를 3월까지 준비시키겠다고.</w:t>
       </w:r>
     </w:p>
     <w:p>
@@ -9460,7 +9460,7 @@
           <w:color w:val="666666"/>
           <w:sz w:val="19"/>
         </w:rPr>
-        <w:t>1호기 작업동은 몇 년째 반쯤 어둠에 잠겨 있다. 롤러 위엔 먼지가 쌓였고, 벽엔 아직 2011년 달력이 걸려 있다. 루카스가 손전등을 들고 들어온다. 페페는 벌써 안에서 공구 상자에 앉아 있다.</w:t>
+        <w:t>공장에서 가장 오래된 1호기 작업동. 라인 앞쪽 절반만 국내용 소형 타일을 굽고, 나머지 절반은 몇 년째 어둠에 잠겨 있다. 롤러 위엔 먼지가 쌓였고, 벽엔 아직 2011년 달력이 걸려 있다. 루카스가 손전등을 들고 들어온다. 페페는 벌써 안에서 공구 상자에 앉아 있다.</w:t>
       </w:r>
     </w:p>
     <w:p>
@@ -10634,7 +10634,7 @@
           <w:sz w:val="21"/>
         </w:rPr>
         <w:tab/>
-        <w:t>네가 구한 건 좋은 게 아니었으니까. (작업동 불을 끄며) 가자. 1호기는 15년이나 기다렸어. 내일까지는 기다릴 수 있어.</w:t>
+        <w:t>네가 구한 건 좋은 게 아니었으니까. (작업동 불을 끄며) 가자. 1호기 나머지 절반은 15년이나 기다렸어. 내일까지는 기다릴 수 있어.</w:t>
       </w:r>
     </w:p>
     <w:p>
